--- a/pr-preview/pr-257/bootstrap-handout-tracked-changes.docx
+++ b/pr-preview/pr-257/bootstrap-handout-tracked-changes.docx
@@ -16,7 +16,7 @@
       </w:pPr>
       <w:del w:id="1" w:author="PR Preview" w:date="2026-01-01T00:00:00Z">
         <w:r>
-          <w:delText xml:space="preserve">Last modified: 2026-10-16 05:21:29 (PDT)</w:delText>
+          <w:delText xml:space="preserve">Last modified: 2026-10-16 07:21:05 (PDT)</w:delText>
         </w:r>
       </w:del>
     </w:p>
@@ -26,7 +26,7 @@
       </w:pPr>
       <w:ins w:id="2" w:author="PR Preview" w:date="2026-01-01T00:00:00Z">
         <w:r>
-          <w:t xml:space="preserve">Last modified: 2026-10-16 05:26:23 (PDT)</w:t>
+          <w:t xml:space="preserve">Last modified: 2026-10-16 10:01:37 (PDT)</w:t>
         </w:r>
       </w:ins>
     </w:p>
@@ -1815,50 +1815,34 @@
       <w:pPr>
         <w:pStyle w:val="BodyText"/>
       </w:pPr>
-      <w:del w:id="3" w:author="PR Preview" w:date="2026-01-01T00:00:00Z">
-        <w:r>
-          <w:rPr>
-            <w:b/>
-            <w:bCs/>
-          </w:rPr>
-          <w:delText xml:space="preserve">Example 2 (Bootstrap distribution of a mean of ten glucose values)</w:delText>
-        </w:r>
-      </w:del>
-      <w:del w:id="4" w:author="PR Preview" w:date="2026-01-01T00:00:00Z">
-        <w:r>
-          <w:delText xml:space="preserve"> </w:delText>
-        </w:r>
-      </w:del>
-      <w:del w:id="5" w:author="PR Preview" w:date="2026-01-01T00:00:00Z">
-        <w:r>
-          <w:delText xml:space="preserve">Take the baseline fasting glucose values</w:delText>
-        </w:r>
-      </w:del>
-      <w:del w:id="6" w:author="PR Preview" w:date="2026-01-01T00:00:00Z">
-        <w:r>
-          <w:delText xml:space="preserve"> </w:delText>
-        </w:r>
-      </w:del>
-      <w:del w:id="7" w:author="PR Preview" w:date="2026-01-01T00:00:00Z">
-        <w:r>
-          <w:delText xml:space="preserve">of the first ten HERS participants,</w:delText>
-        </w:r>
-      </w:del>
-      <w:del w:id="8" w:author="PR Preview" w:date="2026-01-01T00:00:00Z">
-        <w:r>
-          <w:delText xml:space="preserve"> </w:delText>
-        </w:r>
-      </w:del>
-      <w:del w:id="9" w:author="PR Preview" w:date="2026-01-01T00:00:00Z">
-        <w:r>
-          <w:delText xml:space="preserve">and compute the sample mean of each of</w:delText>
-        </w:r>
-      </w:del>
-      <w:del w:id="10" w:author="PR Preview" w:date="2026-01-01T00:00:00Z">
-        <w:r>
-          <w:delText xml:space="preserve"> </w:delText>
-        </w:r>
-      </w:del>
+      <w:r>
+        <w:rPr>
+          <w:b/>
+          <w:bCs/>
+        </w:rPr>
+        <w:t xml:space="preserve">Example 2 (Bootstrap distribution of the sample mean of ten glucose values)</w:t>
+      </w:r>
+      <w:r>
+        <w:t xml:space="preserve"> </w:t>
+      </w:r>
+      <w:r>
+        <w:t xml:space="preserve">Take the baseline fasting glucose values</w:t>
+      </w:r>
+      <w:r>
+        <w:t xml:space="preserve"> </w:t>
+      </w:r>
+      <w:r>
+        <w:t xml:space="preserve">of the first ten HERS participants,</w:t>
+      </w:r>
+      <w:r>
+        <w:t xml:space="preserve"> </w:t>
+      </w:r>
+      <w:r>
+        <w:t xml:space="preserve">and compute the sample mean of each of</w:t>
+      </w:r>
+      <w:r>
+        <w:t xml:space="preserve"> </w:t>
+      </w:r>
       <m:oMath>
         <m:r>
           <m:t>B</m:t>
@@ -1882,98 +1866,12 @@
           <m:t>000</m:t>
         </m:r>
       </m:oMath>
-      <w:del w:id="11" w:author="PR Preview" w:date="2026-01-01T00:00:00Z">
-        <w:r>
-          <w:delText xml:space="preserve"> </w:delText>
-        </w:r>
-      </w:del>
-      <w:del w:id="12" w:author="PR Preview" w:date="2026-01-01T00:00:00Z">
-        <w:r>
-          <w:delText xml:space="preserve">bootstrap samples:</w:delText>
-        </w:r>
-      </w:del>
-    </w:p>
-    <w:p>
-      <w:pPr>
-        <w:pStyle w:val="BodyText"/>
-      </w:pPr>
-      <w:ins w:id="13" w:author="PR Preview" w:date="2026-01-01T00:00:00Z">
-        <w:r>
-          <w:rPr>
-            <w:b/>
-            <w:bCs/>
-          </w:rPr>
-          <w:t xml:space="preserve">Example 2 (Bootstrap distribution of the sample mean of ten glucose values)</w:t>
-        </w:r>
-      </w:ins>
-      <w:ins w:id="14" w:author="PR Preview" w:date="2026-01-01T00:00:00Z">
-        <w:r>
-          <w:t xml:space="preserve"> </w:t>
-        </w:r>
-      </w:ins>
-      <w:ins w:id="15" w:author="PR Preview" w:date="2026-01-01T00:00:00Z">
-        <w:r>
-          <w:t xml:space="preserve">Take the baseline fasting glucose values</w:t>
-        </w:r>
-      </w:ins>
-      <w:ins w:id="16" w:author="PR Preview" w:date="2026-01-01T00:00:00Z">
-        <w:r>
-          <w:t xml:space="preserve"> </w:t>
-        </w:r>
-      </w:ins>
-      <w:ins w:id="17" w:author="PR Preview" w:date="2026-01-01T00:00:00Z">
-        <w:r>
-          <w:t xml:space="preserve">of the first ten HERS participants,</w:t>
-        </w:r>
-      </w:ins>
-      <w:ins w:id="18" w:author="PR Preview" w:date="2026-01-01T00:00:00Z">
-        <w:r>
-          <w:t xml:space="preserve"> </w:t>
-        </w:r>
-      </w:ins>
-      <w:ins w:id="19" w:author="PR Preview" w:date="2026-01-01T00:00:00Z">
-        <w:r>
-          <w:t xml:space="preserve">and compute the sample mean of each of</w:t>
-        </w:r>
-      </w:ins>
-      <w:ins w:id="20" w:author="PR Preview" w:date="2026-01-01T00:00:00Z">
-        <w:r>
-          <w:t xml:space="preserve"> </w:t>
-        </w:r>
-      </w:ins>
-      <m:oMath>
-        <m:r>
-          <m:t>B</m:t>
-        </m:r>
-        <m:r>
-          <m:rPr>
-            <m:sty m:val="p"/>
-          </m:rPr>
-          <m:t>=</m:t>
-        </m:r>
-        <m:r>
-          <m:t>1</m:t>
-        </m:r>
-        <m:r>
-          <m:rPr>
-            <m:sty m:val="p"/>
-          </m:rPr>
-          <m:t>,</m:t>
-        </m:r>
-        <m:r>
-          <m:t>000</m:t>
-        </m:r>
-      </m:oMath>
-      <w:ins w:id="21" w:author="PR Preview" w:date="2026-01-01T00:00:00Z">
-        <w:r>
-          <w:t xml:space="preserve"> </w:t>
-        </w:r>
-      </w:ins>
-      <w:ins w:id="22" w:author="PR Preview" w:date="2026-01-01T00:00:00Z">
-        <w:r>
-          <w:t xml:space="preserve">bootstrap samples:</w:t>
-        </w:r>
-      </w:ins>
+      <w:r>
+        <w:t xml:space="preserve"> </w:t>
+      </w:r>
+      <w:r>
+        <w:t xml:space="preserve">bootstrap samples:</w:t>
+      </w:r>
     </w:p>
     <w:p>
       <w:pPr>
@@ -2446,41 +2344,29 @@
       <w:pPr>
         <w:pStyle w:val="FirstParagraph"/>
       </w:pPr>
-      <w:del w:id="23" w:author="PR Preview" w:date="2026-01-01T00:00:00Z">
+      <w:r>
+        <w:t xml:space="preserve">The bootstrap standard error (</w:t>
+      </w:r>
+      <w:hyperlink w:anchor="def-bootstrap-se">
         <w:r>
-          <w:delText xml:space="preserve">The bootstrap standard error (</w:delText>
+          <w:rPr>
+            <w:rStyle w:val="Hyperlink"/>
+          </w:rPr>
+          <w:t xml:space="preserve">Definition 3</w:t>
         </w:r>
-      </w:del>
-      <w:hyperlink w:anchor="def-bootstrap-se">
-        <w:del w:id="24" w:author="PR Preview" w:date="2026-01-01T00:00:00Z">
-          <w:r>
-            <w:rPr>
-              <w:rStyle w:val="Hyperlink"/>
-            </w:rPr>
-            <w:delText xml:space="preserve">Definition 3</w:delText>
-          </w:r>
-        </w:del>
       </w:hyperlink>
-      <w:del w:id="25" w:author="PR Preview" w:date="2026-01-01T00:00:00Z">
-        <w:r>
-          <w:delText xml:space="preserve">)</w:delText>
-        </w:r>
-      </w:del>
-      <w:del w:id="26" w:author="PR Preview" w:date="2026-01-01T00:00:00Z">
-        <w:r>
-          <w:delText xml:space="preserve"> </w:delText>
-        </w:r>
-      </w:del>
-      <w:del w:id="27" w:author="PR Preview" w:date="2026-01-01T00:00:00Z">
-        <w:r>
-          <w:delText xml:space="preserve">is close to the usual estimate</w:delText>
-        </w:r>
-      </w:del>
-      <w:del w:id="28" w:author="PR Preview" w:date="2026-01-01T00:00:00Z">
-        <w:r>
-          <w:delText xml:space="preserve"> </w:delText>
-        </w:r>
-      </w:del>
+      <w:r>
+        <w:t xml:space="preserve">)</w:t>
+      </w:r>
+      <w:r>
+        <w:t xml:space="preserve"> </w:t>
+      </w:r>
+      <w:r>
+        <w:t xml:space="preserve">is close to the usual estimate</w:t>
+      </w:r>
+      <w:r>
+        <w:t xml:space="preserve"> </w:t>
+      </w:r>
       <m:oMath>
         <m:r>
           <m:t>s</m:t>
@@ -2503,26 +2389,18 @@
           </m:e>
         </m:rad>
       </m:oMath>
-      <w:del w:id="29" w:author="PR Preview" w:date="2026-01-01T00:00:00Z">
-        <w:r>
-          <w:delText xml:space="preserve">.</w:delText>
-        </w:r>
-      </w:del>
-      <w:del w:id="30" w:author="PR Preview" w:date="2026-01-01T00:00:00Z">
-        <w:r>
-          <w:delText xml:space="preserve"> </w:delText>
-        </w:r>
-      </w:del>
-      <w:del w:id="31" w:author="PR Preview" w:date="2026-01-01T00:00:00Z">
-        <w:r>
-          <w:delText xml:space="preserve">Each bootstrap draw has variance</w:delText>
-        </w:r>
-      </w:del>
-      <w:del w:id="32" w:author="PR Preview" w:date="2026-01-01T00:00:00Z">
-        <w:r>
-          <w:delText xml:space="preserve"> </w:delText>
-        </w:r>
-      </w:del>
+      <w:r>
+        <w:t xml:space="preserve">.</w:t>
+      </w:r>
+      <w:r>
+        <w:t xml:space="preserve"> </w:t>
+      </w:r>
+      <w:r>
+        <w:t xml:space="preserve">Each bootstrap draw has variance</w:t>
+      </w:r>
+      <w:r>
+        <w:t xml:space="preserve"> </w:t>
+      </w:r>
       <m:oMath>
         <m:sSup>
           <m:e>
@@ -2656,21 +2534,15 @@
           </m:sup>
         </m:sSup>
       </m:oMath>
-      <w:del w:id="33" w:author="PR Preview" w:date="2026-01-01T00:00:00Z">
-        <w:r>
-          <w:delText xml:space="preserve"> </w:delText>
-        </w:r>
-      </w:del>
-      <w:del w:id="34" w:author="PR Preview" w:date="2026-01-01T00:00:00Z">
-        <w:r>
-          <w:delText xml:space="preserve">around</w:delText>
-        </w:r>
-      </w:del>
-      <w:del w:id="35" w:author="PR Preview" w:date="2026-01-01T00:00:00Z">
-        <w:r>
-          <w:delText xml:space="preserve"> </w:delText>
-        </w:r>
-      </w:del>
+      <w:r>
+        <w:t xml:space="preserve"> </w:t>
+      </w:r>
+      <w:r>
+        <w:t xml:space="preserve">around</w:t>
+      </w:r>
+      <w:r>
+        <w:t xml:space="preserve"> </w:t>
+      </w:r>
       <m:oMath>
         <m:acc>
           <m:accPr>
@@ -2683,76 +2555,52 @@
           </m:e>
         </m:acc>
       </m:oMath>
-      <w:del w:id="36" w:author="PR Preview" w:date="2026-01-01T00:00:00Z">
-        <w:r>
-          <w:delText xml:space="preserve">, and the</w:delText>
-        </w:r>
-      </w:del>
-      <w:del w:id="37" w:author="PR Preview" w:date="2026-01-01T00:00:00Z">
-        <w:r>
-          <w:delText xml:space="preserve"> </w:delText>
-        </w:r>
-      </w:del>
+      <w:r>
+        <w:t xml:space="preserve">, and the</w:t>
+      </w:r>
+      <w:r>
+        <w:t xml:space="preserve"> </w:t>
+      </w:r>
       <m:oMath>
         <m:r>
           <m:t>n</m:t>
         </m:r>
       </m:oMath>
-      <w:del w:id="38" w:author="PR Preview" w:date="2026-01-01T00:00:00Z">
-        <w:r>
-          <w:delText xml:space="preserve"> </w:delText>
-        </w:r>
-      </w:del>
-      <w:del w:id="39" w:author="PR Preview" w:date="2026-01-01T00:00:00Z">
-        <w:r>
-          <w:delText xml:space="preserve">draws are independent,</w:delText>
-        </w:r>
-      </w:del>
-      <w:del w:id="40" w:author="PR Preview" w:date="2026-01-01T00:00:00Z">
-        <w:r>
-          <w:delText xml:space="preserve"> </w:delText>
-        </w:r>
-      </w:del>
-      <w:del w:id="41" w:author="PR Preview" w:date="2026-01-01T00:00:00Z">
-        <w:r>
-          <w:delText xml:space="preserve">so as</w:delText>
-        </w:r>
-      </w:del>
-      <w:del w:id="42" w:author="PR Preview" w:date="2026-01-01T00:00:00Z">
-        <w:r>
-          <w:delText xml:space="preserve"> </w:delText>
-        </w:r>
-      </w:del>
+      <w:r>
+        <w:t xml:space="preserve"> </w:t>
+      </w:r>
+      <w:r>
+        <w:t xml:space="preserve">draws are independent,</w:t>
+      </w:r>
+      <w:r>
+        <w:t xml:space="preserve"> </w:t>
+      </w:r>
+      <w:r>
+        <w:t xml:space="preserve">so as</w:t>
+      </w:r>
+      <w:r>
+        <w:t xml:space="preserve"> </w:t>
+      </w:r>
       <m:oMath>
         <m:r>
           <m:t>B</m:t>
         </m:r>
       </m:oMath>
-      <w:del w:id="43" w:author="PR Preview" w:date="2026-01-01T00:00:00Z">
-        <w:r>
-          <w:delText xml:space="preserve"> </w:delText>
-        </w:r>
-      </w:del>
-      <w:del w:id="44" w:author="PR Preview" w:date="2026-01-01T00:00:00Z">
-        <w:r>
-          <w:delText xml:space="preserve">grows the bootstrap standard error of the mean</w:delText>
-        </w:r>
-      </w:del>
-      <w:del w:id="45" w:author="PR Preview" w:date="2026-01-01T00:00:00Z">
-        <w:r>
-          <w:delText xml:space="preserve"> </w:delText>
-        </w:r>
-      </w:del>
-      <w:del w:id="46" w:author="PR Preview" w:date="2026-01-01T00:00:00Z">
-        <w:r>
-          <w:delText xml:space="preserve">approaches</w:delText>
-        </w:r>
-      </w:del>
-      <w:del w:id="47" w:author="PR Preview" w:date="2026-01-01T00:00:00Z">
-        <w:r>
-          <w:delText xml:space="preserve"> </w:delText>
-        </w:r>
-      </w:del>
+      <w:r>
+        <w:t xml:space="preserve"> </w:t>
+      </w:r>
+      <w:r>
+        <w:t xml:space="preserve">grows the bootstrap standard error of the sample mean</w:t>
+      </w:r>
+      <w:r>
+        <w:t xml:space="preserve"> </w:t>
+      </w:r>
+      <w:r>
+        <w:t xml:space="preserve">approaches</w:t>
+      </w:r>
+      <w:r>
+        <w:t xml:space="preserve"> </w:t>
+      </w:r>
       <m:oMath>
         <m:acc>
           <m:accPr>
@@ -2782,44 +2630,30 @@
           </m:e>
         </m:rad>
       </m:oMath>
-      <w:del w:id="48" w:author="PR Preview" w:date="2026-01-01T00:00:00Z">
-        <w:r>
-          <w:delText xml:space="preserve"> </w:delText>
-        </w:r>
-      </w:del>
-      <w:del w:id="49" w:author="PR Preview" w:date="2026-01-01T00:00:00Z">
-        <w:r>
-          <w:delText xml:space="preserve">(</w:delText>
-        </w:r>
-      </w:del>
-      <w:del w:id="50" w:author="PR Preview" w:date="2026-01-01T00:00:00Z">
-        <w:r>
-          <w:rPr>
-            <w:rStyle w:val="VerbatimChar"/>
-          </w:rPr>
-          <w:delText xml:space="preserve">divide_by_n_se</w:delText>
-        </w:r>
-      </w:del>
-      <w:del w:id="51" w:author="PR Preview" w:date="2026-01-01T00:00:00Z">
-        <w:r>
-          <w:delText xml:space="preserve">),</w:delText>
-        </w:r>
-      </w:del>
-      <w:del w:id="52" w:author="PR Preview" w:date="2026-01-01T00:00:00Z">
-        <w:r>
-          <w:delText xml:space="preserve"> </w:delText>
-        </w:r>
-      </w:del>
-      <w:del w:id="53" w:author="PR Preview" w:date="2026-01-01T00:00:00Z">
-        <w:r>
-          <w:delText xml:space="preserve">which is smaller than</w:delText>
-        </w:r>
-      </w:del>
-      <w:del w:id="54" w:author="PR Preview" w:date="2026-01-01T00:00:00Z">
-        <w:r>
-          <w:delText xml:space="preserve"> </w:delText>
-        </w:r>
-      </w:del>
+      <w:r>
+        <w:t xml:space="preserve"> </w:t>
+      </w:r>
+      <w:r>
+        <w:t xml:space="preserve">(</w:t>
+      </w:r>
+      <w:r>
+        <w:rPr>
+          <w:rStyle w:val="VerbatimChar"/>
+        </w:rPr>
+        <w:t xml:space="preserve">divide_by_n_se</w:t>
+      </w:r>
+      <w:r>
+        <w:t xml:space="preserve">),</w:t>
+      </w:r>
+      <w:r>
+        <w:t xml:space="preserve"> </w:t>
+      </w:r>
+      <w:r>
+        <w:t xml:space="preserve">which is smaller than</w:t>
+      </w:r>
+      <w:r>
+        <w:t xml:space="preserve"> </w:t>
+      </w:r>
       <m:oMath>
         <m:r>
           <m:t>s</m:t>
@@ -2842,21 +2676,15 @@
           </m:e>
         </m:rad>
       </m:oMath>
-      <w:del w:id="55" w:author="PR Preview" w:date="2026-01-01T00:00:00Z">
-        <w:r>
-          <w:delText xml:space="preserve"> </w:delText>
-        </w:r>
-      </w:del>
-      <w:del w:id="56" w:author="PR Preview" w:date="2026-01-01T00:00:00Z">
-        <w:r>
-          <w:delText xml:space="preserve">by the factor</w:delText>
-        </w:r>
-      </w:del>
-      <w:del w:id="57" w:author="PR Preview" w:date="2026-01-01T00:00:00Z">
-        <w:r>
-          <w:delText xml:space="preserve"> </w:delText>
-        </w:r>
-      </w:del>
+      <w:r>
+        <w:t xml:space="preserve"> </w:t>
+      </w:r>
+      <w:r>
+        <w:t xml:space="preserve">by the factor</w:t>
+      </w:r>
+      <w:r>
+        <w:t xml:space="preserve"> </w:t>
+      </w:r>
       <m:oMath>
         <m:rad>
           <m:radPr>
@@ -2900,525 +2728,26 @@
           </m:e>
         </m:rad>
       </m:oMath>
-      <w:del w:id="58" w:author="PR Preview" w:date="2026-01-01T00:00:00Z">
-        <w:r>
-          <w:delText xml:space="preserve">.</w:delText>
-        </w:r>
-      </w:del>
-      <w:del w:id="59" w:author="PR Preview" w:date="2026-01-01T00:00:00Z">
-        <w:r>
-          <w:delText xml:space="preserve"> </w:delText>
-        </w:r>
-      </w:del>
+      <w:r>
+        <w:t xml:space="preserve">.</w:t>
+      </w:r>
+      <w:r>
+        <w:t xml:space="preserve"> </w:t>
+      </w:r>
       <w:hyperlink w:anchor="fig-boot-dist-toy">
-        <w:del w:id="60" w:author="PR Preview" w:date="2026-01-01T00:00:00Z">
-          <w:r>
-            <w:rPr>
-              <w:rStyle w:val="Hyperlink"/>
-            </w:rPr>
-            <w:delText xml:space="preserve">Figure 1</w:delText>
-          </w:r>
-        </w:del>
-      </w:hyperlink>
-      <w:del w:id="61" w:author="PR Preview" w:date="2026-01-01T00:00:00Z">
-        <w:r>
-          <w:delText xml:space="preserve"> </w:delText>
-        </w:r>
-      </w:del>
-      <w:del w:id="62" w:author="PR Preview" w:date="2026-01-01T00:00:00Z">
-        <w:r>
-          <w:delText xml:space="preserve">shows the bootstrap distribution.</w:delText>
-        </w:r>
-      </w:del>
-    </w:p>
-    <w:p>
-      <w:pPr>
-        <w:pStyle w:val="FirstParagraph"/>
-      </w:pPr>
-      <w:ins w:id="63" w:author="PR Preview" w:date="2026-01-01T00:00:00Z">
-        <w:r>
-          <w:t xml:space="preserve">The bootstrap standard error (</w:t>
-        </w:r>
-      </w:ins>
-      <w:hyperlink w:anchor="def-bootstrap-se">
-        <w:ins w:id="64" w:author="PR Preview" w:date="2026-01-01T00:00:00Z">
-          <w:r>
-            <w:rPr>
-              <w:rStyle w:val="Hyperlink"/>
-            </w:rPr>
-            <w:t xml:space="preserve">Definition 3</w:t>
-          </w:r>
-        </w:ins>
-      </w:hyperlink>
-      <w:ins w:id="65" w:author="PR Preview" w:date="2026-01-01T00:00:00Z">
-        <w:r>
-          <w:t xml:space="preserve">)</w:t>
-        </w:r>
-      </w:ins>
-      <w:ins w:id="66" w:author="PR Preview" w:date="2026-01-01T00:00:00Z">
-        <w:r>
-          <w:t xml:space="preserve"> </w:t>
-        </w:r>
-      </w:ins>
-      <w:ins w:id="67" w:author="PR Preview" w:date="2026-01-01T00:00:00Z">
-        <w:r>
-          <w:t xml:space="preserve">is close to the usual estimate</w:t>
-        </w:r>
-      </w:ins>
-      <w:ins w:id="68" w:author="PR Preview" w:date="2026-01-01T00:00:00Z">
-        <w:r>
-          <w:t xml:space="preserve"> </w:t>
-        </w:r>
-      </w:ins>
-      <m:oMath>
-        <m:r>
-          <m:t>s</m:t>
-        </m:r>
-        <m:r>
-          <m:rPr>
-            <m:sty m:val="p"/>
-          </m:rPr>
-          <m:t>/</m:t>
-        </m:r>
-        <m:rad>
-          <m:radPr>
-            <m:degHide m:val="on"/>
-          </m:radPr>
-          <m:deg/>
-          <m:e>
-            <m:r>
-              <m:t>n</m:t>
-            </m:r>
-          </m:e>
-        </m:rad>
-      </m:oMath>
-      <w:ins w:id="69" w:author="PR Preview" w:date="2026-01-01T00:00:00Z">
-        <w:r>
-          <w:t xml:space="preserve">.</w:t>
-        </w:r>
-      </w:ins>
-      <w:ins w:id="70" w:author="PR Preview" w:date="2026-01-01T00:00:00Z">
-        <w:r>
-          <w:t xml:space="preserve"> </w:t>
-        </w:r>
-      </w:ins>
-      <w:ins w:id="71" w:author="PR Preview" w:date="2026-01-01T00:00:00Z">
-        <w:r>
-          <w:t xml:space="preserve">Each bootstrap draw has variance</w:t>
-        </w:r>
-      </w:ins>
-      <w:ins w:id="72" w:author="PR Preview" w:date="2026-01-01T00:00:00Z">
-        <w:r>
-          <w:t xml:space="preserve"> </w:t>
-        </w:r>
-      </w:ins>
-      <m:oMath>
-        <m:sSup>
-          <m:e>
-            <m:acc>
-              <m:accPr>
-                <m:chr m:val="̂"/>
-              </m:accPr>
-              <m:e>
-                <m:r>
-                  <m:t>σ</m:t>
-                </m:r>
-              </m:e>
-            </m:acc>
-          </m:e>
-          <m:sup>
-            <m:r>
-              <m:t>2</m:t>
-            </m:r>
-          </m:sup>
-        </m:sSup>
-        <m:limUpp>
-          <m:e>
-            <m:r>
-              <m:rPr>
-                <m:sty m:val="p"/>
-              </m:rPr>
-              <m:t>=</m:t>
-            </m:r>
-          </m:e>
-          <m:lim>
-            <m:r>
-              <m:rPr>
-                <m:nor/>
-                <m:sty m:val="p"/>
-              </m:rPr>
-              <m:t>def</m:t>
-            </m:r>
-          </m:lim>
-        </m:limUpp>
-        <m:f>
-          <m:fPr>
-            <m:type m:val="bar"/>
-          </m:fPr>
-          <m:num>
-            <m:r>
-              <m:t>1</m:t>
-            </m:r>
-          </m:num>
-          <m:den>
-            <m:r>
-              <m:t>n</m:t>
-            </m:r>
-          </m:den>
-        </m:f>
-        <m:nary>
-          <m:naryPr>
-            <m:chr m:val="∑"/>
-            <m:limLoc m:val="undOvr"/>
-            <m:subHide m:val="off"/>
-            <m:supHide m:val="off"/>
-          </m:naryPr>
-          <m:sub>
-            <m:r>
-              <m:t>i</m:t>
-            </m:r>
-            <m:r>
-              <m:rPr>
-                <m:sty m:val="p"/>
-              </m:rPr>
-              <m:t>=</m:t>
-            </m:r>
-            <m:r>
-              <m:t>1</m:t>
-            </m:r>
-          </m:sub>
-          <m:sup>
-            <m:r>
-              <m:t>n</m:t>
-            </m:r>
-          </m:sup>
-          <m:e>
-            <m:r>
-              <m:rPr>
-                <m:sty m:val="p"/>
-              </m:rPr>
-              <m:t>(</m:t>
-            </m:r>
-          </m:e>
-        </m:nary>
-        <m:sSub>
-          <m:e>
-            <m:r>
-              <m:t>x</m:t>
-            </m:r>
-          </m:e>
-          <m:sub>
-            <m:r>
-              <m:t>i</m:t>
-            </m:r>
-          </m:sub>
-        </m:sSub>
-        <m:r>
-          <m:rPr>
-            <m:sty m:val="p"/>
-          </m:rPr>
-          <m:t>−</m:t>
-        </m:r>
-        <m:acc>
-          <m:accPr>
-            <m:chr m:val="‾"/>
-          </m:accPr>
-          <m:e>
-            <m:r>
-              <m:t>x</m:t>
-            </m:r>
-          </m:e>
-        </m:acc>
-        <m:sSup>
-          <m:e>
-            <m:r>
-              <m:rPr>
-                <m:sty m:val="p"/>
-              </m:rPr>
-              <m:t>)</m:t>
-            </m:r>
-          </m:e>
-          <m:sup>
-            <m:r>
-              <m:t>2</m:t>
-            </m:r>
-          </m:sup>
-        </m:sSup>
-      </m:oMath>
-      <w:ins w:id="73" w:author="PR Preview" w:date="2026-01-01T00:00:00Z">
-        <w:r>
-          <w:t xml:space="preserve"> </w:t>
-        </w:r>
-      </w:ins>
-      <w:ins w:id="74" w:author="PR Preview" w:date="2026-01-01T00:00:00Z">
-        <w:r>
-          <w:t xml:space="preserve">around</w:t>
-        </w:r>
-      </w:ins>
-      <w:ins w:id="75" w:author="PR Preview" w:date="2026-01-01T00:00:00Z">
-        <w:r>
-          <w:t xml:space="preserve"> </w:t>
-        </w:r>
-      </w:ins>
-      <m:oMath>
-        <m:acc>
-          <m:accPr>
-            <m:chr m:val="‾"/>
-          </m:accPr>
-          <m:e>
-            <m:r>
-              <m:t>x</m:t>
-            </m:r>
-          </m:e>
-        </m:acc>
-      </m:oMath>
-      <w:ins w:id="76" w:author="PR Preview" w:date="2026-01-01T00:00:00Z">
-        <w:r>
-          <w:t xml:space="preserve">, and the</w:t>
-        </w:r>
-      </w:ins>
-      <w:ins w:id="77" w:author="PR Preview" w:date="2026-01-01T00:00:00Z">
-        <w:r>
-          <w:t xml:space="preserve"> </w:t>
-        </w:r>
-      </w:ins>
-      <m:oMath>
-        <m:r>
-          <m:t>n</m:t>
-        </m:r>
-      </m:oMath>
-      <w:ins w:id="78" w:author="PR Preview" w:date="2026-01-01T00:00:00Z">
-        <w:r>
-          <w:t xml:space="preserve"> </w:t>
-        </w:r>
-      </w:ins>
-      <w:ins w:id="79" w:author="PR Preview" w:date="2026-01-01T00:00:00Z">
-        <w:r>
-          <w:t xml:space="preserve">draws are independent,</w:t>
-        </w:r>
-      </w:ins>
-      <w:ins w:id="80" w:author="PR Preview" w:date="2026-01-01T00:00:00Z">
-        <w:r>
-          <w:t xml:space="preserve"> </w:t>
-        </w:r>
-      </w:ins>
-      <w:ins w:id="81" w:author="PR Preview" w:date="2026-01-01T00:00:00Z">
-        <w:r>
-          <w:t xml:space="preserve">so as</w:t>
-        </w:r>
-      </w:ins>
-      <w:ins w:id="82" w:author="PR Preview" w:date="2026-01-01T00:00:00Z">
-        <w:r>
-          <w:t xml:space="preserve"> </w:t>
-        </w:r>
-      </w:ins>
-      <m:oMath>
-        <m:r>
-          <m:t>B</m:t>
-        </m:r>
-      </m:oMath>
-      <w:ins w:id="83" w:author="PR Preview" w:date="2026-01-01T00:00:00Z">
-        <w:r>
-          <w:t xml:space="preserve"> </w:t>
-        </w:r>
-      </w:ins>
-      <w:ins w:id="84" w:author="PR Preview" w:date="2026-01-01T00:00:00Z">
-        <w:r>
-          <w:t xml:space="preserve">grows the bootstrap standard error of the sample mean</w:t>
-        </w:r>
-      </w:ins>
-      <w:ins w:id="85" w:author="PR Preview" w:date="2026-01-01T00:00:00Z">
-        <w:r>
-          <w:t xml:space="preserve"> </w:t>
-        </w:r>
-      </w:ins>
-      <w:ins w:id="86" w:author="PR Preview" w:date="2026-01-01T00:00:00Z">
-        <w:r>
-          <w:t xml:space="preserve">approaches</w:t>
-        </w:r>
-      </w:ins>
-      <w:ins w:id="87" w:author="PR Preview" w:date="2026-01-01T00:00:00Z">
-        <w:r>
-          <w:t xml:space="preserve"> </w:t>
-        </w:r>
-      </w:ins>
-      <m:oMath>
-        <m:acc>
-          <m:accPr>
-            <m:chr m:val="̂"/>
-          </m:accPr>
-          <m:e>
-            <m:r>
-              <m:t>σ</m:t>
-            </m:r>
-          </m:e>
-        </m:acc>
-        <m:r>
-          <m:rPr>
-            <m:sty m:val="p"/>
-          </m:rPr>
-          <m:t>/</m:t>
-        </m:r>
-        <m:rad>
-          <m:radPr>
-            <m:degHide m:val="on"/>
-          </m:radPr>
-          <m:deg/>
-          <m:e>
-            <m:r>
-              <m:t>n</m:t>
-            </m:r>
-          </m:e>
-        </m:rad>
-      </m:oMath>
-      <w:ins w:id="88" w:author="PR Preview" w:date="2026-01-01T00:00:00Z">
-        <w:r>
-          <w:t xml:space="preserve"> </w:t>
-        </w:r>
-      </w:ins>
-      <w:ins w:id="89" w:author="PR Preview" w:date="2026-01-01T00:00:00Z">
-        <w:r>
-          <w:t xml:space="preserve">(</w:t>
-        </w:r>
-      </w:ins>
-      <w:ins w:id="90" w:author="PR Preview" w:date="2026-01-01T00:00:00Z">
         <w:r>
           <w:rPr>
-            <w:rStyle w:val="VerbatimChar"/>
+            <w:rStyle w:val="Hyperlink"/>
           </w:rPr>
-          <w:t xml:space="preserve">divide_by_n_se</w:t>
+          <w:t xml:space="preserve">Figure 1</w:t>
         </w:r>
-      </w:ins>
-      <w:ins w:id="91" w:author="PR Preview" w:date="2026-01-01T00:00:00Z">
-        <w:r>
-          <w:t xml:space="preserve">),</w:t>
-        </w:r>
-      </w:ins>
-      <w:ins w:id="92" w:author="PR Preview" w:date="2026-01-01T00:00:00Z">
-        <w:r>
-          <w:t xml:space="preserve"> </w:t>
-        </w:r>
-      </w:ins>
-      <w:ins w:id="93" w:author="PR Preview" w:date="2026-01-01T00:00:00Z">
-        <w:r>
-          <w:t xml:space="preserve">which is smaller than</w:t>
-        </w:r>
-      </w:ins>
-      <w:ins w:id="94" w:author="PR Preview" w:date="2026-01-01T00:00:00Z">
-        <w:r>
-          <w:t xml:space="preserve"> </w:t>
-        </w:r>
-      </w:ins>
-      <m:oMath>
-        <m:r>
-          <m:t>s</m:t>
-        </m:r>
-        <m:r>
-          <m:rPr>
-            <m:sty m:val="p"/>
-          </m:rPr>
-          <m:t>/</m:t>
-        </m:r>
-        <m:rad>
-          <m:radPr>
-            <m:degHide m:val="on"/>
-          </m:radPr>
-          <m:deg/>
-          <m:e>
-            <m:r>
-              <m:t>n</m:t>
-            </m:r>
-          </m:e>
-        </m:rad>
-      </m:oMath>
-      <w:ins w:id="95" w:author="PR Preview" w:date="2026-01-01T00:00:00Z">
-        <w:r>
-          <w:t xml:space="preserve"> </w:t>
-        </w:r>
-      </w:ins>
-      <w:ins w:id="96" w:author="PR Preview" w:date="2026-01-01T00:00:00Z">
-        <w:r>
-          <w:t xml:space="preserve">by the factor</w:t>
-        </w:r>
-      </w:ins>
-      <w:ins w:id="97" w:author="PR Preview" w:date="2026-01-01T00:00:00Z">
-        <w:r>
-          <w:t xml:space="preserve"> </w:t>
-        </w:r>
-      </w:ins>
-      <m:oMath>
-        <m:rad>
-          <m:radPr>
-            <m:degHide m:val="on"/>
-          </m:radPr>
-          <m:deg/>
-          <m:e>
-            <m:r>
-              <m:rPr>
-                <m:sty m:val="p"/>
-              </m:rPr>
-              <m:t>(</m:t>
-            </m:r>
-            <m:r>
-              <m:t>n</m:t>
-            </m:r>
-            <m:r>
-              <m:rPr>
-                <m:sty m:val="p"/>
-              </m:rPr>
-              <m:t>−</m:t>
-            </m:r>
-            <m:r>
-              <m:t>1</m:t>
-            </m:r>
-            <m:r>
-              <m:rPr>
-                <m:sty m:val="p"/>
-              </m:rPr>
-              <m:t>)</m:t>
-            </m:r>
-            <m:r>
-              <m:rPr>
-                <m:sty m:val="p"/>
-              </m:rPr>
-              <m:t>/</m:t>
-            </m:r>
-            <m:r>
-              <m:t>n</m:t>
-            </m:r>
-          </m:e>
-        </m:rad>
-      </m:oMath>
-      <w:ins w:id="98" w:author="PR Preview" w:date="2026-01-01T00:00:00Z">
-        <w:r>
-          <w:t xml:space="preserve">.</w:t>
-        </w:r>
-      </w:ins>
-      <w:ins w:id="99" w:author="PR Preview" w:date="2026-01-01T00:00:00Z">
-        <w:r>
-          <w:t xml:space="preserve"> </w:t>
-        </w:r>
-      </w:ins>
-      <w:hyperlink w:anchor="fig-boot-dist-toy">
-        <w:ins w:id="100" w:author="PR Preview" w:date="2026-01-01T00:00:00Z">
-          <w:r>
-            <w:rPr>
-              <w:rStyle w:val="Hyperlink"/>
-            </w:rPr>
-            <w:t xml:space="preserve">Figure 1</w:t>
-          </w:r>
-        </w:ins>
       </w:hyperlink>
-      <w:ins w:id="101" w:author="PR Preview" w:date="2026-01-01T00:00:00Z">
-        <w:r>
-          <w:t xml:space="preserve"> </w:t>
-        </w:r>
-      </w:ins>
-      <w:ins w:id="102" w:author="PR Preview" w:date="2026-01-01T00:00:00Z">
-        <w:r>
-          <w:t xml:space="preserve">shows the bootstrap distribution.</w:t>
-        </w:r>
-      </w:ins>
+      <w:r>
+        <w:t xml:space="preserve"> </w:t>
+      </w:r>
+      <w:r>
+        <w:t xml:space="preserve">shows the bootstrap distribution.</w:t>
+      </w:r>
     </w:p>
     <w:tbl>
       <w:tblPr>
